--- a/exports/docx/fedramp_ssp_narrative_full_v1.0.docx
+++ b/exports/docx/fedramp_ssp_narrative_full_v1.0.docx
@@ -1954,7 +1954,7 @@
         <w:color w:val="808080"/>
         <w:sz w:val="14"/>
       </w:rPr>
-      <w:t>CUI | UIAO Program | Generated 2026-04-06</w:t>
+      <w:t>CUI | UIAO Program | Generated 2026-04-07</w:t>
     </w:r>
   </w:p>
 </w:ftr>

--- a/exports/docx/fedramp_ssp_narrative_full_v1.0.docx
+++ b/exports/docx/fedramp_ssp_narrative_full_v1.0.docx
@@ -1954,7 +1954,7 @@
         <w:color w:val="808080"/>
         <w:sz w:val="14"/>
       </w:rPr>
-      <w:t>CUI | UIAO Program | Generated 2026-04-07</w:t>
+      <w:t>CUI | UIAO Program | Generated 2026-04-08</w:t>
     </w:r>
   </w:p>
 </w:ftr>

--- a/exports/docx/fedramp_ssp_narrative_full_v1.0.docx
+++ b/exports/docx/fedramp_ssp_narrative_full_v1.0.docx
@@ -1954,7 +1954,7 @@
         <w:color w:val="808080"/>
         <w:sz w:val="14"/>
       </w:rPr>
-      <w:t>CUI | UIAO Program | Generated 2026-04-08</w:t>
+      <w:t>CUI | UIAO Program | Generated 2026-04-09</w:t>
     </w:r>
   </w:p>
 </w:ftr>

--- a/exports/docx/fedramp_ssp_narrative_full_v1.0.docx
+++ b/exports/docx/fedramp_ssp_narrative_full_v1.0.docx
@@ -120,7 +120,184 @@
           <w:rFonts w:ascii="Calibri" w:hAnsi="Calibri"/>
           <w:sz w:val="22"/>
         </w:rPr>
-        <w:t>- Identity Control Plane — Entra ID, ICAM, Zero Trust Policy Engine - Network Control Plane — Cisco Catalyst SD-WAN, mTLS Fabric - Addressing Control Plane — InfoBlox IPAM, DNS/DHCP - Telemetry Control Plane — Microsoft Sentinel, CDM/CLAW, SIEM - Management / Compliance Plane — FedRAMP 20x, TIC 3.0, NIST 800-53</w:t>
+        <w:t xml:space="preserve">- </w:t>
+      </w:r>
+      <w:r>
+        <w:rPr>
+          <w:rFonts w:ascii="Calibri" w:hAnsi="Calibri"/>
+          <w:b/>
+          <w:i w:val="0"/>
+          <w:sz w:val="22"/>
+        </w:rPr>
+        <w:t>identity:</w:t>
+      </w:r>
+      <w:r>
+        <w:rPr>
+          <w:rFonts w:ascii="Calibri" w:hAnsi="Calibri"/>
+          <w:sz w:val="22"/>
+        </w:rPr>
+        <w:t xml:space="preserve"> Manages user and device identity, authentication, and access control across the UIAO architecture.</w:t>
+      </w:r>
+    </w:p>
+    <w:p>
+      <w:pPr>
+        <w:spacing w:before="120" w:after="120" w:line="276" w:lineRule="auto"/>
+      </w:pPr>
+      <w:r>
+        <w:rPr>
+          <w:rFonts w:ascii="Calibri" w:hAnsi="Calibri"/>
+          <w:sz w:val="22"/>
+        </w:rPr>
+        <w:t xml:space="preserve">- </w:t>
+      </w:r>
+      <w:r>
+        <w:rPr>
+          <w:rFonts w:ascii="Calibri" w:hAnsi="Calibri"/>
+          <w:b/>
+          <w:i w:val="0"/>
+          <w:sz w:val="22"/>
+        </w:rPr>
+        <w:t>addressing:</w:t>
+      </w:r>
+      <w:r>
+        <w:rPr>
+          <w:rFonts w:ascii="Calibri" w:hAnsi="Calibri"/>
+          <w:sz w:val="22"/>
+        </w:rPr>
+        <w:t xml:space="preserve"> Manages IP address space, DNS resolution, and asset tracking across the enterprise network.</w:t>
+      </w:r>
+    </w:p>
+    <w:p>
+      <w:pPr>
+        <w:spacing w:before="120" w:after="120" w:line="276" w:lineRule="auto"/>
+      </w:pPr>
+      <w:r>
+        <w:rPr>
+          <w:rFonts w:ascii="Calibri" w:hAnsi="Calibri"/>
+          <w:sz w:val="22"/>
+        </w:rPr>
+        <w:t xml:space="preserve">- </w:t>
+      </w:r>
+      <w:r>
+        <w:rPr>
+          <w:rFonts w:ascii="Calibri" w:hAnsi="Calibri"/>
+          <w:b/>
+          <w:i w:val="0"/>
+          <w:sz w:val="22"/>
+        </w:rPr>
+        <w:t>overlay:</w:t>
+      </w:r>
+      <w:r>
+        <w:rPr>
+          <w:rFonts w:ascii="Calibri" w:hAnsi="Calibri"/>
+          <w:sz w:val="22"/>
+        </w:rPr>
+        <w:t xml:space="preserve"> Provides secure overlay networking, zero-trust network access, and microsegmentation capabilities.</w:t>
+      </w:r>
+    </w:p>
+    <w:p>
+      <w:pPr>
+        <w:spacing w:before="120" w:after="120" w:line="276" w:lineRule="auto"/>
+      </w:pPr>
+      <w:r>
+        <w:rPr>
+          <w:rFonts w:ascii="Calibri" w:hAnsi="Calibri"/>
+          <w:sz w:val="22"/>
+        </w:rPr>
+        <w:t xml:space="preserve">- </w:t>
+      </w:r>
+      <w:r>
+        <w:rPr>
+          <w:rFonts w:ascii="Calibri" w:hAnsi="Calibri"/>
+          <w:b/>
+          <w:i w:val="0"/>
+          <w:sz w:val="22"/>
+        </w:rPr>
+        <w:t>telemetry:</w:t>
+      </w:r>
+      <w:r>
+        <w:rPr>
+          <w:rFonts w:ascii="Calibri" w:hAnsi="Calibri"/>
+          <w:sz w:val="22"/>
+        </w:rPr>
+        <w:t xml:space="preserve"> Collects, aggregates, and analyzes security telemetry from all planes to enable continuous monitoring and threat detection.</w:t>
+      </w:r>
+    </w:p>
+    <w:p>
+      <w:pPr>
+        <w:spacing w:before="120" w:after="120" w:line="276" w:lineRule="auto"/>
+      </w:pPr>
+      <w:r>
+        <w:rPr>
+          <w:rFonts w:ascii="Calibri" w:hAnsi="Calibri"/>
+          <w:sz w:val="22"/>
+        </w:rPr>
+        <w:t xml:space="preserve">- </w:t>
+      </w:r>
+      <w:r>
+        <w:rPr>
+          <w:rFonts w:ascii="Calibri" w:hAnsi="Calibri"/>
+          <w:b/>
+          <w:i w:val="0"/>
+          <w:sz w:val="22"/>
+        </w:rPr>
+        <w:t>management:</w:t>
+      </w:r>
+      <w:r>
+        <w:rPr>
+          <w:rFonts w:ascii="Calibri" w:hAnsi="Calibri"/>
+          <w:sz w:val="22"/>
+        </w:rPr>
+        <w:t xml:space="preserve"> Orchestrates policy enforcement, automation, and continuous compliance monitoring across all UIAO planes.</w:t>
+      </w:r>
+    </w:p>
+    <w:p>
+      <w:pPr>
+        <w:spacing w:before="120" w:after="120" w:line="276" w:lineRule="auto"/>
+      </w:pPr>
+      <w:r>
+        <w:rPr>
+          <w:rFonts w:ascii="Calibri" w:hAnsi="Calibri"/>
+          <w:sz w:val="22"/>
+        </w:rPr>
+        <w:t xml:space="preserve">- </w:t>
+      </w:r>
+      <w:r>
+        <w:rPr>
+          <w:rFonts w:ascii="Calibri" w:hAnsi="Calibri"/>
+          <w:b/>
+          <w:i w:val="0"/>
+          <w:sz w:val="22"/>
+        </w:rPr>
+        <w:t>network:</w:t>
+      </w:r>
+      <w:r>
+        <w:rPr>
+          <w:rFonts w:ascii="Calibri" w:hAnsi="Calibri"/>
+          <w:sz w:val="22"/>
+        </w:rPr>
+        <w:t xml:space="preserve"> Manages physical and virtual network connectivity, routing, and traffic engineering.</w:t>
+      </w:r>
+    </w:p>
+    <w:p>
+      <w:pPr>
+        <w:spacing w:before="120" w:after="120" w:line="276" w:lineRule="auto"/>
+      </w:pPr>
+      <w:r>
+        <w:rPr>
+          <w:rFonts w:ascii="Calibri" w:hAnsi="Calibri"/>
+          <w:sz w:val="22"/>
+        </w:rPr>
+        <w:t xml:space="preserve">- </w:t>
+      </w:r>
+      <w:r>
+        <w:rPr>
+          <w:rFonts w:ascii="Calibri" w:hAnsi="Calibri"/>
+          <w:b/>
+          <w:i w:val="0"/>
+          <w:sz w:val="22"/>
+        </w:rPr>
+        <w:t>endpoint:</w:t>
       </w:r>
     </w:p>
     <w:p>

--- a/exports/docx/fedramp_ssp_narrative_full_v1.0.docx
+++ b/exports/docx/fedramp_ssp_narrative_full_v1.0.docx
@@ -2131,7 +2131,7 @@
         <w:color w:val="808080"/>
         <w:sz w:val="14"/>
       </w:rPr>
-      <w:t>CUI | UIAO Program | Generated 2026-04-09</w:t>
+      <w:t>CUI | UIAO Program | Generated 2026-04-08</w:t>
     </w:r>
   </w:p>
 </w:ftr>

--- a/exports/docx/fedramp_ssp_narrative_full_v1.0.docx
+++ b/exports/docx/fedramp_ssp_narrative_full_v1.0.docx
@@ -2131,7 +2131,7 @@
         <w:color w:val="808080"/>
         <w:sz w:val="14"/>
       </w:rPr>
-      <w:t>CUI | UIAO Program | Generated 2026-04-08</w:t>
+      <w:t>CUI | UIAO Program | Generated 2026-04-09</w:t>
     </w:r>
   </w:p>
 </w:ftr>

--- a/exports/docx/fedramp_ssp_narrative_full_v1.0.docx
+++ b/exports/docx/fedramp_ssp_narrative_full_v1.0.docx
@@ -2131,7 +2131,7 @@
         <w:color w:val="808080"/>
         <w:sz w:val="14"/>
       </w:rPr>
-      <w:t>CUI | UIAO Program | Generated 2026-04-09</w:t>
+      <w:t>CUI | UIAO Program | Generated 2026-04-10</w:t>
     </w:r>
   </w:p>
 </w:ftr>

--- a/exports/docx/fedramp_ssp_narrative_full_v1.0.docx
+++ b/exports/docx/fedramp_ssp_narrative_full_v1.0.docx
@@ -2131,7 +2131,7 @@
         <w:color w:val="808080"/>
         <w:sz w:val="14"/>
       </w:rPr>
-      <w:t>CUI | UIAO Program | Generated 2026-04-10</w:t>
+      <w:t>CUI | UIAO Program | Generated 2026-04-11</w:t>
     </w:r>
   </w:p>
 </w:ftr>

--- a/exports/docx/fedramp_ssp_narrative_full_v1.0.docx
+++ b/exports/docx/fedramp_ssp_narrative_full_v1.0.docx
@@ -2131,7 +2131,7 @@
         <w:color w:val="808080"/>
         <w:sz w:val="14"/>
       </w:rPr>
-      <w:t>CUI | UIAO Program | Generated 2026-04-11</w:t>
+      <w:t>CUI | UIAO Program | Generated 2026-04-13</w:t>
     </w:r>
   </w:p>
 </w:ftr>

--- a/exports/docx/fedramp_ssp_narrative_full_v1.0.docx
+++ b/exports/docx/fedramp_ssp_narrative_full_v1.0.docx
@@ -31,7 +31,7 @@
           <w:rFonts w:ascii="Calibri" w:hAnsi="Calibri"/>
           <w:sz w:val="22"/>
         </w:rPr>
-        <w:t xml:space="preserve"> CUI/FOUO </w:t>
+        <w:t xml:space="preserve"> Public </w:t>
       </w:r>
       <w:r>
         <w:rPr>
